--- a/public/instrucoes-preenchimento-versao-a-mariah.docx
+++ b/public/instrucoes-preenchimento-versao-a-mariah.docx
@@ -82,7 +82,7 @@
           <w:color w:val="555555"/>
           <w:sz w:val="17"/>
         </w:rPr>
-        <w:t>Documento gerado a partir da especificação canônica da matriz (v2). Versão preliminar — em revisão pelo GT do Ministério da Saúde.</w:t>
+        <w:t>Documento gerado a partir da especificação canônica da matriz (v2). Versão aprovada pela INAEP em 16/09/2026 — em revisão editorial para publicação.</w:t>
       </w:r>
     </w:p>
     <w:p>

--- a/public/instrucoes-preenchimento-versao-a-mariah.docx
+++ b/public/instrucoes-preenchimento-versao-a-mariah.docx
@@ -67,7 +67,7 @@
           <w:color w:val="555555"/>
           <w:sz w:val="19"/>
         </w:rPr>
-        <w:t>Matriz de Avaliação de Risco de Inteligência Artificial em Pesquisa com Seres Humanos</w:t>
+        <w:t>Matriz de Avaliação de Risco em Inteligência Artificial em Pesquisa com Seres Humanos</w:t>
       </w:r>
     </w:p>
     <w:p>
@@ -82,7 +82,7 @@
           <w:color w:val="555555"/>
           <w:sz w:val="17"/>
         </w:rPr>
-        <w:t>Documento gerado a partir da especificação canônica da matriz (v2). Versão aprovada pela INAEP em 16/09/2026 — em revisão editorial para publicação.</w:t>
+        <w:t>Documento gerado a partir da especificação canônica da matriz (v2). Versão aprovada pela INAEP em 16/09/2026 (Voto nº 25/2026) e publicada em 25/09/2026 — em período de uso e teste pelos CEPs.</w:t>
       </w:r>
     </w:p>
     <w:p>
